--- a/templates/GENERIC_TEMPLATE.docx
+++ b/templates/GENERIC_TEMPLATE.docx
@@ -839,14 +839,14 @@
                             <w:pStyle w:val="ListParagraph"/>
                             <w:ind w:left="0"/>
                             <w:rPr>
-                              <w:rFonts w:cs="Arial"/>
+                              <w:rFonts w:ascii="Calibri" w:hAnsi="Calibri" w:cs="Calibri"/>
                               <w:color w:val="FFFFFF" w:themeColor="background1"/>
                               <w:sz w:val="24"/>
                             </w:rPr>
                           </w:pPr>
                           <w:r>
                             <w:rPr>
-                              <w:rFonts w:cs="Arial"/>
+                              <w:rFonts w:ascii="Calibri" w:hAnsi="Calibri" w:cs="Calibri"/>
                               <w:color w:val="FFFFFF" w:themeColor="background1"/>
                               <w:sz w:val="24"/>
                             </w:rPr>
@@ -971,14 +971,14 @@
                             <w:ind w:left="0"/>
                             <w:jc w:val="center"/>
                             <w:rPr>
-                              <w:rFonts w:cs="Arial"/>
+                              <w:rFonts w:ascii="Calibri" w:hAnsi="Calibri" w:cs="Calibri"/>
                               <w:color w:val="FFFFFF" w:themeColor="background1"/>
                               <w:sz w:val="24"/>
                             </w:rPr>
                           </w:pPr>
                           <w:r>
                             <w:rPr>
-                              <w:rFonts w:cs="Arial"/>
+                              <w:rFonts w:ascii="Calibri" w:hAnsi="Calibri" w:cs="Calibri"/>
                               <w:color w:val="FFFFFF" w:themeColor="background1"/>
                               <w:sz w:val="24"/>
                             </w:rPr>
